--- a/2026 الى 2027/خطط القسم 2027/4- الخطة التشغيلية/متابعة الخطة التشغيلية كيمياء/الخطة التشغيلية الإيمان الثانوية -  الكيمياء  2027.docx
+++ b/2026 الى 2027/خطط القسم 2027/4- الخطة التشغيلية/متابعة الخطة التشغيلية كيمياء/الخطة التشغيلية الإيمان الثانوية -  الكيمياء  2027.docx
@@ -375,7 +375,7 @@
                                 <w:szCs w:val="48"/>
                                 <w:rtl/>
                               </w:rPr>
-                              <w:t>6</w:t>
+                              <w:t>7</w:t>
                             </w:r>
                             <w:r>
                               <w:rPr>
@@ -388,7 +388,7 @@
                                 <w:szCs w:val="48"/>
                                 <w:rtl/>
                               </w:rPr>
-                              <w:t>-2026</w:t>
+                              <w:t>-2027</w:t>
                             </w:r>
                           </w:p>
                           <w:p>
@@ -768,7 +768,7 @@
                           <w:szCs w:val="48"/>
                           <w:rtl/>
                         </w:rPr>
-                        <w:t>6</w:t>
+                        <w:t>7</w:t>
                       </w:r>
                       <w:r>
                         <w:rPr>
@@ -781,7 +781,7 @@
                           <w:szCs w:val="48"/>
                           <w:rtl/>
                         </w:rPr>
-                        <w:t>-2026</w:t>
+                        <w:t>-2027</w:t>
                       </w:r>
                     </w:p>
                     <w:p>
@@ -1209,7 +1209,7 @@
                 <w:rtl/>
                 <w:lang w:bidi="ar-QA"/>
               </w:rPr>
-              <w:t>6</w:t>
+              <w:t>7</w:t>
             </w:r>
             <w:r>
               <w:rPr>
